--- a/deliverables/SPRINT_V4-V9/NEW_V5_FORMER_V33_Sprint_Production_Package/06_PUBLISHING/Publishing_Materials.docx
+++ b/deliverables/SPRINT_V4-V9/NEW_V5_FORMER_V33_Sprint_Production_Package/06_PUBLISHING/Publishing_Materials.docx
@@ -163,7 +163,7 @@
         <w:rPr>
           <w:sz w:val="21"/>
         </w:rPr>
-        <w:t>Sunday, September 13, 2026 | 8:00 PM CT</w:t>
+        <w:t>Monday, September 14, 2026 | 5:48 AM CT</w:t>
       </w:r>
     </w:p>
     <w:p>
@@ -306,15 +306,16 @@
     </w:p>
     <w:p>
       <w:pPr>
-        <w:spacing w:before="0" w:after="120"/>
+        <w:spacing w:before="100" w:after="200"/>
       </w:pPr>
       <w:r>
         <w:rPr>
           <w:b w:val="0"/>
           <w:i w:val="0"/>
-          <w:sz w:val="21"/>
+          <w:color w:val="5A6B82"/>
+          <w:sz w:val="19"/>
         </w:rPr>
-        <w:t>They call you when something breaks. They ask you to train the new person. Then a bigger opportunity opens and your name is not on it.</w:t>
+        <w:t>Copy-ready, from the approved revised description package of September 14, 2026. Reproduced exactly: wording, emojis, resource name and URL are not edited here.</w:t>
       </w:r>
     </w:p>
     <w:p>
@@ -327,6 +328,7 @@
           <w:i w:val="0"/>
           <w:sz w:val="21"/>
         </w:rPr>
+        <w:t>They call you when something breaks. They ask you to train the new person. Then a bigger opportunity opens and your name is not on it.</w:t>
       </w:r>
     </w:p>
     <w:p>
@@ -352,6 +354,32 @@
           <w:i w:val="0"/>
           <w:sz w:val="21"/>
         </w:rPr>
+        <w:t>This video is about the difference between dependence and development, what to ask for instead of a promotion, and what to do when the answer is still no.</w:t>
+      </w:r>
+    </w:p>
+    <w:p>
+      <w:pPr>
+        <w:spacing w:before="0" w:after="40"/>
+      </w:pPr>
+      <w:r>
+        <w:rPr>
+          <w:b w:val="0"/>
+          <w:i w:val="0"/>
+          <w:sz w:val="22"/>
+        </w:rPr>
+      </w:r>
+    </w:p>
+    <w:p>
+      <w:pPr>
+        <w:spacing w:before="80" w:after="40"/>
+      </w:pPr>
+      <w:r>
+        <w:rPr>
+          <w:b/>
+          <w:i w:val="0"/>
+          <w:sz w:val="21"/>
+        </w:rPr>
+        <w:t>🧭 Free career decision check</w:t>
       </w:r>
     </w:p>
     <w:p>
@@ -364,12 +392,39 @@
           <w:i w:val="0"/>
           <w:sz w:val="21"/>
         </w:rPr>
-        <w:t>This video is about the difference between dependence and development, what to ask for instead of a promotion, and what to do when the answer is still no.</w:t>
+        <w:t>Career Decision Evidence Check</w:t>
       </w:r>
     </w:p>
     <w:p>
       <w:pPr>
-        <w:spacing w:before="0" w:after="80"/>
+        <w:spacing w:before="0" w:after="120"/>
+      </w:pPr>
+      <w:r>
+        <w:rPr>
+          <w:b w:val="0"/>
+          <w:i w:val="0"/>
+          <w:sz w:val="21"/>
+        </w:rPr>
+        <w:t>Use this free check to look at what your current work is building, what may be narrowing, and what deserves a closer decision.</w:t>
+      </w:r>
+    </w:p>
+    <w:p>
+      <w:pPr>
+        <w:spacing w:before="0" w:after="120"/>
+      </w:pPr>
+      <w:r>
+        <w:rPr>
+          <w:b w:val="0"/>
+          <w:i w:val="0"/>
+          <w:color w:val="8A6D1E"/>
+          <w:sz w:val="21"/>
+        </w:rPr>
+        <w:t>https://temidayoafonja.com/career-decisions</w:t>
+      </w:r>
+    </w:p>
+    <w:p>
+      <w:pPr>
+        <w:spacing w:before="0" w:after="40"/>
       </w:pPr>
       <w:r>
         <w:rPr>
@@ -381,15 +436,15 @@
     </w:p>
     <w:p>
       <w:pPr>
-        <w:spacing w:before="0" w:after="40"/>
+        <w:spacing w:before="80" w:after="40"/>
       </w:pPr>
       <w:r>
         <w:rPr>
           <w:b/>
           <w:i w:val="0"/>
-          <w:sz w:val="18"/>
+          <w:sz w:val="21"/>
         </w:rPr>
-        <w:t>WATCH NEXT</w:t>
+        <w:t>🎥 Watch next</w:t>
       </w:r>
     </w:p>
     <w:p>
@@ -407,15 +462,41 @@
     </w:p>
     <w:p>
       <w:pPr>
+        <w:spacing w:before="0" w:after="120"/>
+      </w:pPr>
+      <w:r>
+        <w:rPr>
+          <w:b w:val="0"/>
+          <w:i w:val="0"/>
+          <w:color w:val="8A6D1E"/>
+          <w:sz w:val="21"/>
+        </w:rPr>
+        <w:t>[PASTE VIDEO URL AFTER UPLOAD]</w:t>
+      </w:r>
+    </w:p>
+    <w:p>
+      <w:pPr>
         <w:spacing w:before="0" w:after="40"/>
+      </w:pPr>
+      <w:r>
+        <w:rPr>
+          <w:b w:val="0"/>
+          <w:i w:val="0"/>
+          <w:sz w:val="22"/>
+        </w:rPr>
+      </w:r>
+    </w:p>
+    <w:p>
+      <w:pPr>
+        <w:spacing w:before="80" w:after="40"/>
       </w:pPr>
       <w:r>
         <w:rPr>
           <w:b/>
           <w:i w:val="0"/>
-          <w:sz w:val="18"/>
+          <w:sz w:val="21"/>
         </w:rPr>
-        <w:t>PLAYLIST</w:t>
+        <w:t>📺 Playlist</w:t>
       </w:r>
     </w:p>
     <w:p>
@@ -433,7 +514,21 @@
     </w:p>
     <w:p>
       <w:pPr>
-        <w:spacing w:before="0" w:after="160"/>
+        <w:spacing w:before="0" w:after="120"/>
+      </w:pPr>
+      <w:r>
+        <w:rPr>
+          <w:b w:val="0"/>
+          <w:i w:val="0"/>
+          <w:color w:val="8A6D1E"/>
+          <w:sz w:val="21"/>
+        </w:rPr>
+        <w:t>[PASTE PLAYLIST URL AFTER UPLOAD]</w:t>
+      </w:r>
+    </w:p>
+    <w:p>
+      <w:pPr>
+        <w:spacing w:before="120" w:after="160"/>
       </w:pPr>
       <w:r>
         <w:rPr>
@@ -442,7 +537,94 @@
           <w:color w:val="5A6B82"/>
           <w:sz w:val="18"/>
         </w:rPr>
-        <w:t>[ EDITOR: paste the real video and playlist URLs here after upload. No URL in this package is a live link. ]</w:t>
+        <w:t>[ EDITOR: paste the real video and playlist URLs here after upload. No URL in this package is a live link. The resource URL above is the approved destination and is left as written. ]</w:t>
+      </w:r>
+    </w:p>
+    <w:p>
+      <w:pPr>
+        <w:spacing w:before="320" w:after="120"/>
+        <w:keepNext w:val="1"/>
+        <w:keepLines w:val="1"/>
+      </w:pPr>
+      <w:r>
+        <w:rPr>
+          <w:b/>
+          <w:i w:val="0"/>
+          <w:color w:val="112345"/>
+          <w:sz w:val="26"/>
+        </w:rPr>
+        <w:t>RESOURCE BLOCK</w:t>
+      </w:r>
+    </w:p>
+    <w:p>
+      <w:pPr>
+        <w:spacing w:after="80"/>
+      </w:pPr>
+      <w:r>
+        <w:rPr>
+          <w:b/>
+          <w:color w:val="8A6D1E"/>
+          <w:sz w:val="20"/>
+        </w:rPr>
+        <w:t xml:space="preserve">Resource  </w:t>
+      </w:r>
+      <w:r>
+        <w:rPr>
+          <w:sz w:val="21"/>
+        </w:rPr>
+        <w:t>Career Decision Evidence Check</w:t>
+      </w:r>
+    </w:p>
+    <w:p>
+      <w:pPr>
+        <w:spacing w:after="80"/>
+      </w:pPr>
+      <w:r>
+        <w:rPr>
+          <w:b/>
+          <w:color w:val="8A6D1E"/>
+          <w:sz w:val="20"/>
+        </w:rPr>
+        <w:t xml:space="preserve">Label  </w:t>
+      </w:r>
+      <w:r>
+        <w:rPr>
+          <w:sz w:val="21"/>
+        </w:rPr>
+        <w:t>🧭 Free career decision check</w:t>
+      </w:r>
+    </w:p>
+    <w:p>
+      <w:pPr>
+        <w:spacing w:after="80"/>
+      </w:pPr>
+      <w:r>
+        <w:rPr>
+          <w:b/>
+          <w:color w:val="8A6D1E"/>
+          <w:sz w:val="20"/>
+        </w:rPr>
+        <w:t xml:space="preserve">URL  </w:t>
+      </w:r>
+      <w:r>
+        <w:rPr>
+          <w:sz w:val="21"/>
+        </w:rPr>
+        <w:t>https://temidayoafonja.com/career-decisions</w:t>
+      </w:r>
+    </w:p>
+    <w:p>
+      <w:pPr>
+        <w:spacing w:before="100" w:after="200"/>
+      </w:pPr>
+      <w:r>
+        <w:rPr>
+          <w:b w:val="0"/>
+          <w:i w:val="0"/>
+          <w:color w:val="5A6B82"/>
+          <w:sz w:val="19"/>
+        </w:rPr>
+        <w:t>One relevant resource, and only one. No other product appears in this description.</w:t>
       </w:r>
     </w:p>
     <w:p>
@@ -523,7 +705,19 @@
         <w:rPr>
           <w:sz w:val="21"/>
         </w:rPr>
-        <w:t>•   No resource URL appears in this package: the script names none.</w:t>
+        <w:t>•   The script names no resource, so no resource is spoken. The description carries one, and it is the approved one.</w:t>
+      </w:r>
+    </w:p>
+    <w:p>
+      <w:pPr>
+        <w:spacing w:after="80" w:line="278" w:lineRule="auto"/>
+        <w:ind w:left="547" w:hanging="230"/>
+      </w:pPr>
+      <w:r>
+        <w:rPr>
+          <w:sz w:val="21"/>
+        </w:rPr>
+        <w:t>•   The resource and Watch Next are kept apart. They do different jobs: the resource is optional deeper help, Watch Next is the next content path.</w:t>
       </w:r>
     </w:p>
     <w:p>
